--- a/06_산출물_문서/3계층_양식기록/F-812-01_내부심사결과보고서.docx
+++ b/06_산출물_문서/3계층_양식기록/F-812-01_내부심사결과보고서.docx
@@ -270,11 +270,11 @@
     </w:p>
     <w:tbl>
       <w:tblPr>
-        <w:tblW w:w="8788" w:type="dxa"/>
         <w:tblCellMar>
           <w:left w:w="108" w:type="dxa"/>
           <w:right w:w="108" w:type="dxa"/>
         </w:tblCellMar>
+        <w:tblW w:w="8788" w:type="dxa"/>
         <w:tblBorders>
           <w:top w:val="single" w:sz="4" w:color="2E74B5" w:space="0"/>
           <w:left w:val="single" w:sz="4" w:color="2E74B5" w:space="0"/>
@@ -294,13 +294,13 @@
         <w:tc>
           <w:tcPr>
             <w:tcW w:w="1500" w:type="dxa"/>
-            <w:shd w:val="clear" w:color="auto" w:fill="D9D9D9"/>
-            <w:tcMar>
-              <w:top w:w="60" w:type="dxa"/>
-              <w:left w:w="120" w:type="dxa"/>
-              <w:bottom w:w="60" w:type="dxa"/>
-              <w:right w:w="120" w:type="dxa"/>
-            </w:tcMar>
+            <w:tcMar>
+              <w:top w:w="60" w:type="dxa"/>
+              <w:left w:w="120" w:type="dxa"/>
+              <w:bottom w:w="60" w:type="dxa"/>
+              <w:right w:w="120" w:type="dxa"/>
+            </w:tcMar>
+            <w:shd w:val="clear" w:color="auto" w:fill="DEEAF1"/>
           </w:tcPr>
           <w:p>
             <w:pPr>
@@ -320,13 +320,13 @@
         <w:tc>
           <w:tcPr>
             <w:tcW w:w="2800" w:type="dxa"/>
-            <w:shd w:val="clear" w:color="auto" w:fill="D9D9D9"/>
-            <w:tcMar>
-              <w:top w:w="60" w:type="dxa"/>
-              <w:left w:w="120" w:type="dxa"/>
-              <w:bottom w:w="60" w:type="dxa"/>
-              <w:right w:w="120" w:type="dxa"/>
-            </w:tcMar>
+            <w:tcMar>
+              <w:top w:w="60" w:type="dxa"/>
+              <w:left w:w="120" w:type="dxa"/>
+              <w:bottom w:w="60" w:type="dxa"/>
+              <w:right w:w="120" w:type="dxa"/>
+            </w:tcMar>
+            <w:shd w:val="clear" w:color="auto" w:fill="DEEAF1"/>
           </w:tcPr>
           <w:p>
             <w:pPr>
@@ -346,13 +346,13 @@
         <w:tc>
           <w:tcPr>
             <w:tcW w:w="2000" w:type="dxa"/>
-            <w:shd w:val="clear" w:color="auto" w:fill="D9D9D9"/>
-            <w:tcMar>
-              <w:top w:w="60" w:type="dxa"/>
-              <w:left w:w="120" w:type="dxa"/>
-              <w:bottom w:w="60" w:type="dxa"/>
-              <w:right w:w="120" w:type="dxa"/>
-            </w:tcMar>
+            <w:tcMar>
+              <w:top w:w="60" w:type="dxa"/>
+              <w:left w:w="120" w:type="dxa"/>
+              <w:bottom w:w="60" w:type="dxa"/>
+              <w:right w:w="120" w:type="dxa"/>
+            </w:tcMar>
+            <w:shd w:val="clear" w:color="auto" w:fill="DEEAF1"/>
           </w:tcPr>
           <w:p>
             <w:pPr>
@@ -372,13 +372,13 @@
         <w:tc>
           <w:tcPr>
             <w:tcW w:w="2488" w:type="dxa"/>
-            <w:shd w:val="clear" w:color="auto" w:fill="D9D9D9"/>
-            <w:tcMar>
-              <w:top w:w="60" w:type="dxa"/>
-              <w:left w:w="120" w:type="dxa"/>
-              <w:bottom w:w="60" w:type="dxa"/>
-              <w:right w:w="120" w:type="dxa"/>
-            </w:tcMar>
+            <w:tcMar>
+              <w:top w:w="60" w:type="dxa"/>
+              <w:left w:w="120" w:type="dxa"/>
+              <w:bottom w:w="60" w:type="dxa"/>
+              <w:right w:w="120" w:type="dxa"/>
+            </w:tcMar>
+            <w:shd w:val="clear" w:color="auto" w:fill="DEEAF1"/>
           </w:tcPr>
           <w:p>
             <w:pPr>
@@ -2098,7 +2098,7 @@
         </w:trPr>
         <w:tc>
           <w:tcPr>
-            <w:tcW w:w="2460" w:type="dxa"/>
+            <w:tcW w:w="3000" w:type="dxa"/>
             <w:tcMar>
               <w:top w:w="60" w:type="dxa"/>
               <w:left w:w="120" w:type="dxa"/>
@@ -2119,7 +2119,7 @@
         </w:tc>
         <w:tc>
           <w:tcPr>
-            <w:tcW w:w="6328" w:type="dxa"/>
+            <w:tcW w:w="5788" w:type="dxa"/>
             <w:tcMar>
               <w:top w:w="60" w:type="dxa"/>
               <w:left w:w="120" w:type="dxa"/>
@@ -2141,9 +2141,7 @@
       </w:tr>
       <w:tr>
         <w:tc>
-          <w:tcPr>
-            <w:tcW w:w="2460" w:type="dxa"/>
-          </w:tcPr>
+          <w:tcPr/>
           <w:p>
             <w:pPr>
               <w:pStyle w:val="Compact"/>
@@ -2155,7 +2153,7 @@
         </w:tc>
         <w:tc>
           <w:tcPr>
-            <w:tcW w:w="6328" w:type="dxa"/>
+            <w:tcW w:w="5788" w:type="dxa"/>
             <w:tcMar>
               <w:top w:w="60" w:type="dxa"/>
               <w:left w:w="120" w:type="dxa"/>
@@ -2185,6 +2183,7 @@
         </w:tc>
         <w:tc>
           <w:tcPr>
+            <w:tcW w:w="5788" w:type="dxa"/>
             <w:tcMar>
               <w:top w:w="60" w:type="dxa"/>
               <w:left w:w="120" w:type="dxa"/>
@@ -2213,31 +2212,20 @@
           </w:p>
         </w:tc>
         <w:tc>
-          <w:tcPr>
-            <w:tcW w:w="6328" w:type="dxa"/>
-          </w:tcPr>
-          <w:p>
-            <w:pPr>
-              <w:pStyle w:val="Compact"/>
-            </w:pPr>
-          </w:p>
-        </w:tc>
-      </w:tr>
-      <w:tr>
-        <w:tc>
-          <w:tcPr>
-            <w:tcW w:w="2460" w:type="dxa"/>
-            <w:tcMar>
-              <w:top w:w="60" w:type="dxa"/>
-              <w:left w:w="120" w:type="dxa"/>
-              <w:bottom w:w="60" w:type="dxa"/>
-              <w:right w:w="120" w:type="dxa"/>
-            </w:tcMar>
-          </w:tcPr>
-          <w:p>
-            <w:pPr>
-              <w:pStyle w:val="Compact"/>
-              <w:wordWrap w:val="1"/>
+          <w:tcPr/>
+          <w:p>
+            <w:pPr>
+              <w:pStyle w:val="Compact"/>
+            </w:pPr>
+          </w:p>
+        </w:tc>
+      </w:tr>
+      <w:tr>
+        <w:tc>
+          <w:tcPr/>
+          <w:p>
+            <w:pPr>
+              <w:pStyle w:val="Compact"/>
             </w:pPr>
             <w:r>
               <w:t xml:space="preserve">관련 문서/기록</w:t>
@@ -2245,28 +2233,29 @@
           </w:p>
         </w:tc>
         <w:tc>
-          <w:tcPr/>
-          <w:p>
-            <w:pPr>
-              <w:pStyle w:val="Compact"/>
-            </w:pPr>
-          </w:p>
-        </w:tc>
-      </w:tr>
-      <w:tr>
-        <w:tc>
-          <w:tcPr>
-            <w:tcMar>
-              <w:top w:w="60" w:type="dxa"/>
-              <w:left w:w="120" w:type="dxa"/>
-              <w:bottom w:w="60" w:type="dxa"/>
-              <w:right w:w="120" w:type="dxa"/>
-            </w:tcMar>
-          </w:tcPr>
-          <w:p>
-            <w:pPr>
-              <w:pStyle w:val="Compact"/>
-              <w:wordWrap w:val="1"/>
+          <w:tcPr>
+            <w:tcW w:w="5788" w:type="dxa"/>
+            <w:tcMar>
+              <w:top w:w="60" w:type="dxa"/>
+              <w:left w:w="120" w:type="dxa"/>
+              <w:bottom w:w="60" w:type="dxa"/>
+              <w:right w:w="120" w:type="dxa"/>
+            </w:tcMar>
+          </w:tcPr>
+          <w:p>
+            <w:pPr>
+              <w:pStyle w:val="Compact"/>
+              <w:wordWrap w:val="1"/>
+            </w:pPr>
+          </w:p>
+        </w:tc>
+      </w:tr>
+      <w:tr>
+        <w:tc>
+          <w:tcPr/>
+          <w:p>
+            <w:pPr>
+              <w:pStyle w:val="Compact"/>
             </w:pPr>
             <w:r>
               <w:t xml:space="preserve">시정조치 요청 (CAR) 번호</w:t>
@@ -2274,18 +2263,10 @@
           </w:p>
         </w:tc>
         <w:tc>
-          <w:tcPr>
-            <w:tcMar>
-              <w:top w:w="60" w:type="dxa"/>
-              <w:left w:w="120" w:type="dxa"/>
-              <w:bottom w:w="60" w:type="dxa"/>
-              <w:right w:w="120" w:type="dxa"/>
-            </w:tcMar>
-          </w:tcPr>
-          <w:p>
-            <w:pPr>
-              <w:pStyle w:val="Compact"/>
-              <w:wordWrap w:val="1"/>
+          <w:tcPr/>
+          <w:p>
+            <w:pPr>
+              <w:pStyle w:val="Compact"/>
             </w:pPr>
           </w:p>
         </w:tc>
@@ -2316,7 +2297,7 @@
         </w:trPr>
         <w:tc>
           <w:tcPr>
-            <w:tcW w:w="2460" w:type="dxa"/>
+            <w:tcW w:w="3000" w:type="dxa"/>
             <w:tcMar>
               <w:top w:w="60" w:type="dxa"/>
               <w:left w:w="120" w:type="dxa"/>
@@ -2337,7 +2318,7 @@
         </w:tc>
         <w:tc>
           <w:tcPr>
-            <w:tcW w:w="6328" w:type="dxa"/>
+            <w:tcW w:w="5788" w:type="dxa"/>
             <w:tcMar>
               <w:top w:w="60" w:type="dxa"/>
               <w:left w:w="120" w:type="dxa"/>
@@ -2359,9 +2340,7 @@
       </w:tr>
       <w:tr>
         <w:tc>
-          <w:tcPr>
-            <w:tcW w:w="2460" w:type="dxa"/>
-          </w:tcPr>
+          <w:tcPr/>
           <w:p>
             <w:pPr>
               <w:pStyle w:val="Compact"/>
@@ -2373,7 +2352,7 @@
         </w:tc>
         <w:tc>
           <w:tcPr>
-            <w:tcW w:w="6328" w:type="dxa"/>
+            <w:tcW w:w="5788" w:type="dxa"/>
             <w:tcMar>
               <w:top w:w="60" w:type="dxa"/>
               <w:left w:w="120" w:type="dxa"/>
@@ -2403,6 +2382,7 @@
         </w:tc>
         <w:tc>
           <w:tcPr>
+            <w:tcW w:w="5788" w:type="dxa"/>
             <w:tcMar>
               <w:top w:w="60" w:type="dxa"/>
               <w:left w:w="120" w:type="dxa"/>
@@ -2431,31 +2411,20 @@
           </w:p>
         </w:tc>
         <w:tc>
-          <w:tcPr>
-            <w:tcW w:w="6328" w:type="dxa"/>
-          </w:tcPr>
-          <w:p>
-            <w:pPr>
-              <w:pStyle w:val="Compact"/>
-            </w:pPr>
-          </w:p>
-        </w:tc>
-      </w:tr>
-      <w:tr>
-        <w:tc>
-          <w:tcPr>
-            <w:tcW w:w="2460" w:type="dxa"/>
-            <w:tcMar>
-              <w:top w:w="60" w:type="dxa"/>
-              <w:left w:w="120" w:type="dxa"/>
-              <w:bottom w:w="60" w:type="dxa"/>
-              <w:right w:w="120" w:type="dxa"/>
-            </w:tcMar>
-          </w:tcPr>
-          <w:p>
-            <w:pPr>
-              <w:pStyle w:val="Compact"/>
-              <w:wordWrap w:val="1"/>
+          <w:tcPr/>
+          <w:p>
+            <w:pPr>
+              <w:pStyle w:val="Compact"/>
+            </w:pPr>
+          </w:p>
+        </w:tc>
+      </w:tr>
+      <w:tr>
+        <w:tc>
+          <w:tcPr/>
+          <w:p>
+            <w:pPr>
+              <w:pStyle w:val="Compact"/>
             </w:pPr>
             <w:r>
               <w:t xml:space="preserve">관련 문서/기록</w:t>
@@ -2463,28 +2432,29 @@
           </w:p>
         </w:tc>
         <w:tc>
-          <w:tcPr/>
-          <w:p>
-            <w:pPr>
-              <w:pStyle w:val="Compact"/>
-            </w:pPr>
-          </w:p>
-        </w:tc>
-      </w:tr>
-      <w:tr>
-        <w:tc>
-          <w:tcPr>
-            <w:tcMar>
-              <w:top w:w="60" w:type="dxa"/>
-              <w:left w:w="120" w:type="dxa"/>
-              <w:bottom w:w="60" w:type="dxa"/>
-              <w:right w:w="120" w:type="dxa"/>
-            </w:tcMar>
-          </w:tcPr>
-          <w:p>
-            <w:pPr>
-              <w:pStyle w:val="Compact"/>
-              <w:wordWrap w:val="1"/>
+          <w:tcPr>
+            <w:tcW w:w="5788" w:type="dxa"/>
+            <w:tcMar>
+              <w:top w:w="60" w:type="dxa"/>
+              <w:left w:w="120" w:type="dxa"/>
+              <w:bottom w:w="60" w:type="dxa"/>
+              <w:right w:w="120" w:type="dxa"/>
+            </w:tcMar>
+          </w:tcPr>
+          <w:p>
+            <w:pPr>
+              <w:pStyle w:val="Compact"/>
+              <w:wordWrap w:val="1"/>
+            </w:pPr>
+          </w:p>
+        </w:tc>
+      </w:tr>
+      <w:tr>
+        <w:tc>
+          <w:tcPr/>
+          <w:p>
+            <w:pPr>
+              <w:pStyle w:val="Compact"/>
             </w:pPr>
             <w:r>
               <w:t xml:space="preserve">시정조치 요청 (CAR) 번호</w:t>
@@ -2492,18 +2462,10 @@
           </w:p>
         </w:tc>
         <w:tc>
-          <w:tcPr>
-            <w:tcMar>
-              <w:top w:w="60" w:type="dxa"/>
-              <w:left w:w="120" w:type="dxa"/>
-              <w:bottom w:w="60" w:type="dxa"/>
-              <w:right w:w="120" w:type="dxa"/>
-            </w:tcMar>
-          </w:tcPr>
-          <w:p>
-            <w:pPr>
-              <w:pStyle w:val="Compact"/>
-              <w:wordWrap w:val="1"/>
+          <w:tcPr/>
+          <w:p>
+            <w:pPr>
+              <w:pStyle w:val="Compact"/>
             </w:pPr>
           </w:p>
         </w:tc>
@@ -2543,7 +2505,7 @@
         </w:trPr>
         <w:tc>
           <w:tcPr>
-            <w:tcW w:w="2460" w:type="dxa"/>
+            <w:tcW w:w="3000" w:type="dxa"/>
             <w:tcMar>
               <w:top w:w="60" w:type="dxa"/>
               <w:left w:w="120" w:type="dxa"/>
@@ -2564,7 +2526,7 @@
         </w:tc>
         <w:tc>
           <w:tcPr>
-            <w:tcW w:w="6328" w:type="dxa"/>
+            <w:tcW w:w="5788" w:type="dxa"/>
             <w:tcMar>
               <w:top w:w="60" w:type="dxa"/>
               <w:left w:w="120" w:type="dxa"/>
@@ -2586,9 +2548,7 @@
       </w:tr>
       <w:tr>
         <w:tc>
-          <w:tcPr>
-            <w:tcW w:w="2460" w:type="dxa"/>
-          </w:tcPr>
+          <w:tcPr/>
           <w:p>
             <w:pPr>
               <w:pStyle w:val="Compact"/>
@@ -2600,7 +2560,7 @@
         </w:tc>
         <w:tc>
           <w:tcPr>
-            <w:tcW w:w="6328" w:type="dxa"/>
+            <w:tcW w:w="5788" w:type="dxa"/>
             <w:tcMar>
               <w:top w:w="60" w:type="dxa"/>
               <w:left w:w="120" w:type="dxa"/>
@@ -2630,7 +2590,7 @@
         </w:tc>
         <w:tc>
           <w:tcPr>
-            <w:tcW w:w="6328" w:type="dxa"/>
+            <w:tcW w:w="5788" w:type="dxa"/>
             <w:tcMar>
               <w:top w:w="60" w:type="dxa"/>
               <w:left w:w="120" w:type="dxa"/>
@@ -2681,36 +2641,28 @@
         </w:tc>
         <w:tc>
           <w:tcPr>
-            <w:tcW w:w="6328" w:type="dxa"/>
-            <w:tcMar>
-              <w:top w:w="60" w:type="dxa"/>
-              <w:left w:w="120" w:type="dxa"/>
-              <w:bottom w:w="60" w:type="dxa"/>
-              <w:right w:w="120" w:type="dxa"/>
-            </w:tcMar>
-          </w:tcPr>
-          <w:p>
-            <w:pPr>
-              <w:pStyle w:val="Compact"/>
-              <w:wordWrap w:val="1"/>
-            </w:pPr>
-          </w:p>
-        </w:tc>
-      </w:tr>
-      <w:tr>
-        <w:tc>
-          <w:tcPr>
-            <w:tcMar>
-              <w:top w:w="60" w:type="dxa"/>
-              <w:left w:w="120" w:type="dxa"/>
-              <w:bottom w:w="60" w:type="dxa"/>
-              <w:right w:w="120" w:type="dxa"/>
-            </w:tcMar>
-          </w:tcPr>
-          <w:p>
-            <w:pPr>
-              <w:pStyle w:val="Compact"/>
-              <w:wordWrap w:val="1"/>
+            <w:tcW w:w="5788" w:type="dxa"/>
+            <w:tcMar>
+              <w:top w:w="60" w:type="dxa"/>
+              <w:left w:w="120" w:type="dxa"/>
+              <w:bottom w:w="60" w:type="dxa"/>
+              <w:right w:w="120" w:type="dxa"/>
+            </w:tcMar>
+          </w:tcPr>
+          <w:p>
+            <w:pPr>
+              <w:pStyle w:val="Compact"/>
+              <w:wordWrap w:val="1"/>
+            </w:pPr>
+          </w:p>
+        </w:tc>
+      </w:tr>
+      <w:tr>
+        <w:tc>
+          <w:tcPr/>
+          <w:p>
+            <w:pPr>
+              <w:pStyle w:val="Compact"/>
             </w:pPr>
             <w:r>
               <w:t xml:space="preserve">시정조치 요청 (CAR) 번호</w:t>
@@ -2718,18 +2670,10 @@
           </w:p>
         </w:tc>
         <w:tc>
-          <w:tcPr>
-            <w:tcMar>
-              <w:top w:w="60" w:type="dxa"/>
-              <w:left w:w="120" w:type="dxa"/>
-              <w:bottom w:w="60" w:type="dxa"/>
-              <w:right w:w="120" w:type="dxa"/>
-            </w:tcMar>
-          </w:tcPr>
-          <w:p>
-            <w:pPr>
-              <w:pStyle w:val="Compact"/>
-              <w:wordWrap w:val="1"/>
+          <w:tcPr/>
+          <w:p>
+            <w:pPr>
+              <w:pStyle w:val="Compact"/>
             </w:pPr>
           </w:p>
         </w:tc>
@@ -2760,7 +2704,7 @@
         </w:trPr>
         <w:tc>
           <w:tcPr>
-            <w:tcW w:w="2460" w:type="dxa"/>
+            <w:tcW w:w="3000" w:type="dxa"/>
             <w:tcMar>
               <w:top w:w="60" w:type="dxa"/>
               <w:left w:w="120" w:type="dxa"/>
@@ -2781,7 +2725,7 @@
         </w:tc>
         <w:tc>
           <w:tcPr>
-            <w:tcW w:w="6328" w:type="dxa"/>
+            <w:tcW w:w="5788" w:type="dxa"/>
             <w:tcMar>
               <w:top w:w="60" w:type="dxa"/>
               <w:left w:w="120" w:type="dxa"/>
@@ -2803,9 +2747,7 @@
       </w:tr>
       <w:tr>
         <w:tc>
-          <w:tcPr>
-            <w:tcW w:w="2460" w:type="dxa"/>
-          </w:tcPr>
+          <w:tcPr/>
           <w:p>
             <w:pPr>
               <w:pStyle w:val="Compact"/>
@@ -2817,7 +2759,7 @@
         </w:tc>
         <w:tc>
           <w:tcPr>
-            <w:tcW w:w="6328" w:type="dxa"/>
+            <w:tcW w:w="5788" w:type="dxa"/>
             <w:tcMar>
               <w:top w:w="60" w:type="dxa"/>
               <w:left w:w="120" w:type="dxa"/>
@@ -2847,6 +2789,7 @@
         </w:tc>
         <w:tc>
           <w:tcPr>
+            <w:tcW w:w="5788" w:type="dxa"/>
             <w:tcMar>
               <w:top w:w="60" w:type="dxa"/>
               <w:left w:w="120" w:type="dxa"/>
@@ -2875,31 +2818,20 @@
           </w:p>
         </w:tc>
         <w:tc>
-          <w:tcPr>
-            <w:tcW w:w="6328" w:type="dxa"/>
-          </w:tcPr>
-          <w:p>
-            <w:pPr>
-              <w:pStyle w:val="Compact"/>
-            </w:pPr>
-          </w:p>
-        </w:tc>
-      </w:tr>
-      <w:tr>
-        <w:tc>
-          <w:tcPr>
-            <w:tcW w:w="2460" w:type="dxa"/>
-            <w:tcMar>
-              <w:top w:w="60" w:type="dxa"/>
-              <w:left w:w="120" w:type="dxa"/>
-              <w:bottom w:w="60" w:type="dxa"/>
-              <w:right w:w="120" w:type="dxa"/>
-            </w:tcMar>
-          </w:tcPr>
-          <w:p>
-            <w:pPr>
-              <w:pStyle w:val="Compact"/>
-              <w:wordWrap w:val="1"/>
+          <w:tcPr/>
+          <w:p>
+            <w:pPr>
+              <w:pStyle w:val="Compact"/>
+            </w:pPr>
+          </w:p>
+        </w:tc>
+      </w:tr>
+      <w:tr>
+        <w:tc>
+          <w:tcPr/>
+          <w:p>
+            <w:pPr>
+              <w:pStyle w:val="Compact"/>
             </w:pPr>
             <w:r>
               <w:t xml:space="preserve">관련 문서/기록</w:t>
@@ -2907,28 +2839,29 @@
           </w:p>
         </w:tc>
         <w:tc>
-          <w:tcPr/>
-          <w:p>
-            <w:pPr>
-              <w:pStyle w:val="Compact"/>
-            </w:pPr>
-          </w:p>
-        </w:tc>
-      </w:tr>
-      <w:tr>
-        <w:tc>
-          <w:tcPr>
-            <w:tcMar>
-              <w:top w:w="60" w:type="dxa"/>
-              <w:left w:w="120" w:type="dxa"/>
-              <w:bottom w:w="60" w:type="dxa"/>
-              <w:right w:w="120" w:type="dxa"/>
-            </w:tcMar>
-          </w:tcPr>
-          <w:p>
-            <w:pPr>
-              <w:pStyle w:val="Compact"/>
-              <w:wordWrap w:val="1"/>
+          <w:tcPr>
+            <w:tcW w:w="5788" w:type="dxa"/>
+            <w:tcMar>
+              <w:top w:w="60" w:type="dxa"/>
+              <w:left w:w="120" w:type="dxa"/>
+              <w:bottom w:w="60" w:type="dxa"/>
+              <w:right w:w="120" w:type="dxa"/>
+            </w:tcMar>
+          </w:tcPr>
+          <w:p>
+            <w:pPr>
+              <w:pStyle w:val="Compact"/>
+              <w:wordWrap w:val="1"/>
+            </w:pPr>
+          </w:p>
+        </w:tc>
+      </w:tr>
+      <w:tr>
+        <w:tc>
+          <w:tcPr/>
+          <w:p>
+            <w:pPr>
+              <w:pStyle w:val="Compact"/>
             </w:pPr>
             <w:r>
               <w:t xml:space="preserve">시정조치 요청 (CAR) 번호</w:t>
@@ -2936,18 +2869,10 @@
           </w:p>
         </w:tc>
         <w:tc>
-          <w:tcPr>
-            <w:tcMar>
-              <w:top w:w="60" w:type="dxa"/>
-              <w:left w:w="120" w:type="dxa"/>
-              <w:bottom w:w="60" w:type="dxa"/>
-              <w:right w:w="120" w:type="dxa"/>
-            </w:tcMar>
-          </w:tcPr>
-          <w:p>
-            <w:pPr>
-              <w:pStyle w:val="Compact"/>
-              <w:wordWrap w:val="1"/>
+          <w:tcPr/>
+          <w:p>
+            <w:pPr>
+              <w:pStyle w:val="Compact"/>
             </w:pPr>
           </w:p>
         </w:tc>
@@ -3924,7 +3849,7 @@
         </w:trPr>
         <w:tc>
           <w:tcPr>
-            <w:tcW w:w="2460" w:type="dxa"/>
+            <w:tcW w:w="3000" w:type="dxa"/>
             <w:tcMar>
               <w:top w:w="60" w:type="dxa"/>
               <w:left w:w="120" w:type="dxa"/>
@@ -3945,7 +3870,7 @@
         </w:tc>
         <w:tc>
           <w:tcPr>
-            <w:tcW w:w="6328" w:type="dxa"/>
+            <w:tcW w:w="5788" w:type="dxa"/>
             <w:tcMar>
               <w:top w:w="60" w:type="dxa"/>
               <w:left w:w="120" w:type="dxa"/>
@@ -3967,9 +3892,7 @@
       </w:tr>
       <w:tr>
         <w:tc>
-          <w:tcPr>
-            <w:tcW w:w="2460" w:type="dxa"/>
-          </w:tcPr>
+          <w:tcPr/>
           <w:p>
             <w:pPr>
               <w:pStyle w:val="Compact"/>
@@ -3981,7 +3904,7 @@
         </w:tc>
         <w:tc>
           <w:tcPr>
-            <w:tcW w:w="6328" w:type="dxa"/>
+            <w:tcW w:w="5788" w:type="dxa"/>
             <w:tcMar>
               <w:top w:w="60" w:type="dxa"/>
               <w:left w:w="120" w:type="dxa"/>
@@ -4014,35 +3937,28 @@
         </w:tc>
         <w:tc>
           <w:tcPr>
-            <w:tcMar>
-              <w:top w:w="60" w:type="dxa"/>
-              <w:left w:w="120" w:type="dxa"/>
-              <w:bottom w:w="60" w:type="dxa"/>
-              <w:right w:w="120" w:type="dxa"/>
-            </w:tcMar>
-          </w:tcPr>
-          <w:p>
-            <w:pPr>
-              <w:pStyle w:val="Compact"/>
-              <w:wordWrap w:val="1"/>
-            </w:pPr>
-          </w:p>
-        </w:tc>
-      </w:tr>
-      <w:tr>
-        <w:tc>
-          <w:tcPr>
-            <w:tcMar>
-              <w:top w:w="60" w:type="dxa"/>
-              <w:left w:w="120" w:type="dxa"/>
-              <w:bottom w:w="60" w:type="dxa"/>
-              <w:right w:w="120" w:type="dxa"/>
-            </w:tcMar>
-          </w:tcPr>
-          <w:p>
-            <w:pPr>
-              <w:pStyle w:val="Compact"/>
-              <w:wordWrap w:val="1"/>
+            <w:tcW w:w="5788" w:type="dxa"/>
+            <w:tcMar>
+              <w:top w:w="60" w:type="dxa"/>
+              <w:left w:w="120" w:type="dxa"/>
+              <w:bottom w:w="60" w:type="dxa"/>
+              <w:right w:w="120" w:type="dxa"/>
+            </w:tcMar>
+          </w:tcPr>
+          <w:p>
+            <w:pPr>
+              <w:pStyle w:val="Compact"/>
+              <w:wordWrap w:val="1"/>
+            </w:pPr>
+          </w:p>
+        </w:tc>
+      </w:tr>
+      <w:tr>
+        <w:tc>
+          <w:tcPr/>
+          <w:p>
+            <w:pPr>
+              <w:pStyle w:val="Compact"/>
             </w:pPr>
             <w:r>
               <w:t xml:space="preserve">후속 심사 범위 (해당 시)</w:t>
@@ -4051,7 +3967,6 @@
         </w:tc>
         <w:tc>
           <w:tcPr>
-            <w:tcW w:w="6328" w:type="dxa"/>
             <w:tcMar>
               <w:top w:w="60" w:type="dxa"/>
               <w:left w:w="120" w:type="dxa"/>
@@ -4206,18 +4121,10 @@
       </w:tr>
       <w:tr>
         <w:tc>
-          <w:tcPr>
-            <w:tcMar>
-              <w:top w:w="60" w:type="dxa"/>
-              <w:left w:w="120" w:type="dxa"/>
-              <w:bottom w:w="60" w:type="dxa"/>
-              <w:right w:w="120" w:type="dxa"/>
-            </w:tcMar>
-          </w:tcPr>
-          <w:p>
-            <w:pPr>
-              <w:pStyle w:val="Compact"/>
-              <w:wordWrap w:val="1"/>
+          <w:tcPr/>
+          <w:p>
+            <w:pPr>
+              <w:pStyle w:val="Compact"/>
             </w:pPr>
             <w:r>
               <w:t xml:space="preserve">주 심사원</w:t>
@@ -4225,50 +4132,26 @@
           </w:p>
         </w:tc>
         <w:tc>
-          <w:tcPr>
-            <w:tcMar>
-              <w:top w:w="60" w:type="dxa"/>
-              <w:left w:w="120" w:type="dxa"/>
-              <w:bottom w:w="60" w:type="dxa"/>
-              <w:right w:w="120" w:type="dxa"/>
-            </w:tcMar>
-          </w:tcPr>
-          <w:p>
-            <w:pPr>
-              <w:pStyle w:val="Compact"/>
-              <w:wordWrap w:val="1"/>
-            </w:pPr>
-          </w:p>
-        </w:tc>
-        <w:tc>
-          <w:tcPr>
-            <w:tcMar>
-              <w:top w:w="60" w:type="dxa"/>
-              <w:left w:w="120" w:type="dxa"/>
-              <w:bottom w:w="60" w:type="dxa"/>
-              <w:right w:w="120" w:type="dxa"/>
-            </w:tcMar>
-          </w:tcPr>
-          <w:p>
-            <w:pPr>
-              <w:pStyle w:val="Compact"/>
-              <w:wordWrap w:val="1"/>
-            </w:pPr>
-          </w:p>
-        </w:tc>
-        <w:tc>
-          <w:tcPr>
-            <w:tcMar>
-              <w:top w:w="60" w:type="dxa"/>
-              <w:left w:w="120" w:type="dxa"/>
-              <w:bottom w:w="60" w:type="dxa"/>
-              <w:right w:w="120" w:type="dxa"/>
-            </w:tcMar>
-          </w:tcPr>
-          <w:p>
-            <w:pPr>
-              <w:pStyle w:val="Compact"/>
-              <w:wordWrap w:val="1"/>
+          <w:tcPr/>
+          <w:p>
+            <w:pPr>
+              <w:pStyle w:val="Compact"/>
+            </w:pPr>
+          </w:p>
+        </w:tc>
+        <w:tc>
+          <w:tcPr/>
+          <w:p>
+            <w:pPr>
+              <w:pStyle w:val="Compact"/>
+            </w:pPr>
+          </w:p>
+        </w:tc>
+        <w:tc>
+          <w:tcPr/>
+          <w:p>
+            <w:pPr>
+              <w:pStyle w:val="Compact"/>
             </w:pPr>
           </w:p>
         </w:tc>
@@ -4720,8 +4603,8 @@
     <w:rPrDefault>
       <w:rPr>
         <w:rFonts w:asciiTheme="minorHAnsi" w:cstheme="minorBidi" w:eastAsiaTheme="minorEastAsia" w:hAnsiTheme="minorHAnsi"/>
-        <w:sz w:val="24"/>
-        <w:szCs w:val="24"/>
+        <w:sz w:val="20"/>
+        <w:szCs w:val="20"/>
         <w:lang w:bidi="ar-SA" w:eastAsia="zh-CN" w:val="en-US"/>
       </w:rPr>
     </w:rPrDefault>
@@ -4789,8 +4672,8 @@
     </w:pPr>
     <w:rPr>
       <w:rFonts w:asciiTheme="majorHAnsi" w:cstheme="majorBidi" w:eastAsiaTheme="majorEastAsia" w:hAnsiTheme="majorHAnsi"/>
-      <w:sz w:val="56"/>
-      <w:szCs w:val="56"/>
+      <w:sz w:val="44"/>
+      <w:szCs w:val="44"/>
     </w:rPr>
   </w:style>
   <w:style w:customStyle="1" w:styleId="TitleChar" w:type="character">
@@ -4801,8 +4684,8 @@
     <w:rsid w:val="00A10FD9"/>
     <w:rPr>
       <w:rFonts w:asciiTheme="majorHAnsi" w:cstheme="majorBidi" w:eastAsiaTheme="majorEastAsia" w:hAnsiTheme="majorHAnsi"/>
-      <w:sz w:val="56"/>
-      <w:szCs w:val="56"/>
+      <w:sz w:val="44"/>
+      <w:szCs w:val="44"/>
     </w:rPr>
   </w:style>
   <w:style w:styleId="Subtitle" w:type="paragraph">
@@ -4924,8 +4807,8 @@
     <w:rPr>
       <w:rFonts w:asciiTheme="majorHAnsi" w:cstheme="majorBidi" w:eastAsiaTheme="majorEastAsia" w:hAnsiTheme="majorHAnsi"/>
       <w:color w:themeColor="accent1" w:themeShade="BF" w:val="0F4761"/>
-      <w:sz w:val="40"/>
-      <w:szCs w:val="40"/>
+      <w:sz w:val="32"/>
+      <w:szCs w:val="32"/>
     </w:rPr>
   </w:style>
   <w:style w:styleId="Heading2" w:type="paragraph">
@@ -5115,8 +4998,8 @@
     <w:rPr>
       <w:rFonts w:asciiTheme="majorHAnsi" w:cstheme="majorBidi" w:eastAsiaTheme="majorEastAsia" w:hAnsiTheme="majorHAnsi"/>
       <w:color w:themeColor="accent1" w:themeShade="BF" w:val="0F4761"/>
-      <w:sz w:val="40"/>
-      <w:szCs w:val="40"/>
+      <w:sz w:val="32"/>
+      <w:szCs w:val="32"/>
     </w:rPr>
   </w:style>
   <w:style w:customStyle="1" w:styleId="Heading2Char" w:type="character">
